--- a/Notes/_Notes.docx
+++ b/Notes/_Notes.docx
@@ -1038,10 +1038,64 @@
         <w:t>Leveling up</w:t>
       </w:r>
     </w:p>
+    <w:p>
+      <w:r>
+        <w:t>In many stories a person’s total strength is measured by levels. Levels can increase either linearly or faster.</w:t>
+      </w:r>
+    </w:p>
+    <w:p>
+      <w:r>
+        <w:t>Major milestones are marked by a change in Rank.</w:t>
+      </w:r>
+    </w:p>
+    <w:p>
+      <w:pPr>
+        <w:pStyle w:val="H3"/>
+      </w:pPr>
+      <w:r>
+        <w:lastRenderedPageBreak/>
+        <w:t>Heavenly Tribulations</w:t>
+      </w:r>
+    </w:p>
+    <w:p>
+      <w:r>
+        <w:t>Heavenly tribulations are tests given by heaven to test applicants to see if the applicant is worthy of advancement.</w:t>
+      </w:r>
+    </w:p>
+    <w:p>
+      <w:r>
+        <w:t xml:space="preserve">The tribulation could be </w:t>
+      </w:r>
+      <w:r>
+        <w:t>a natural phenomenon</w:t>
+      </w:r>
+      <w:r>
+        <w:t xml:space="preserve">, or </w:t>
+      </w:r>
+      <w:r>
+        <w:t>it could be issued by divine beings.</w:t>
+      </w:r>
+    </w:p>
     <w:p/>
     <w:p/>
-    <w:p/>
-    <w:p/>
+    <w:p>
+      <w:pPr>
+        <w:pStyle w:val="H3"/>
+      </w:pPr>
+      <w:r>
+        <w:t>School</w:t>
+      </w:r>
+    </w:p>
+    <w:p>
+      <w:hyperlink r:id="rId4" w:history="1">
+        <w:r>
+          <w:rPr>
+            <w:rStyle w:val="Hyperlink"/>
+          </w:rPr>
+          <w:t>https://yourteenmag.com/teenager-school/school-grade-level-and-age</w:t>
+        </w:r>
+      </w:hyperlink>
+    </w:p>
     <w:p/>
     <w:p/>
     <w:p/>
@@ -1619,6 +1673,17 @@
       </w:tcPr>
     </w:tblStylePr>
   </w:style>
+  <w:style w:type="character" w:styleId="Hyperlink">
+    <w:name w:val="Hyperlink"/>
+    <w:basedOn w:val="DefaultParagraphFont"/>
+    <w:uiPriority w:val="99"/>
+    <w:unhideWhenUsed/>
+    <w:rsid w:val="006A2613"/>
+    <w:rPr>
+      <w:color w:val="0000FF" w:themeColor="hyperlink"/>
+      <w:u w:val="single"/>
+    </w:rPr>
+  </w:style>
 </w:styles>
 </file>
 
